--- a/ket_qua/13_Bai_hoc_kinh_nghiem/Bao_cao_bai_hoc_kinh_nghiem.docx
+++ b/ket_qua/13_Bai_hoc_kinh_nghiem/Bao_cao_bai_hoc_kinh_nghiem.docx
@@ -458,7 +458,7 @@
                 <w:color w:val="000000"/>
                 <w:sz w:val="24"/>
               </w:rPr>
-              <w:t>0.3</w:t>
+              <w:t>0.4</w:t>
             </w:r>
           </w:p>
         </w:tc>
@@ -1018,7 +1018,7 @@
                 <w:color w:val="000000"/>
                 <w:sz w:val="24"/>
               </w:rPr>
-              <w:t>5</w:t>
+              <w:t>6</w:t>
             </w:r>
           </w:p>
         </w:tc>
@@ -1248,7 +1248,7 @@
                 <w:color w:val="000000"/>
                 <w:sz w:val="24"/>
               </w:rPr>
-              <w:t>53</w:t>
+              <w:t>54</w:t>
             </w:r>
           </w:p>
         </w:tc>
@@ -1273,7 +1273,7 @@
           <w:color w:val="000000"/>
           <w:sz w:val="26"/>
         </w:rPr>
-        <w:t>Bài học được thu thập từ họp cải tiến cuối mỗi sprint S1 đến S9 (ghi chép R-Sx-nn trong retro.md), họp tổng kết khi đóng dự án và đối chiếu với báo cáo đánh giá dự án. Người tham gia gồm các thành viên nhóm và vị trí bổ sung, quản trị dự án Trần Bá Đạt chủ trì, đầu mối Chủ đầu tư góp ý các bài học về giao tiếp và nghiệm thu.</w:t>
+        <w:t>Bài học được thu thập từ họp cải tiến cuối mỗi sprint S1 đến S9 (ghi chép R-Sx-nn trong retro.md), họp tổng kết khi đóng dự án và đối chiếu với báo cáo đánh giá dự án. Người tham gia gồm các thành viên nhóm và vị trí bổ sung, quản trị dự án Trần Bá Đạt chủ trì.</w:t>
       </w:r>
     </w:p>
     <w:p>
@@ -2119,7 +2119,7 @@
           <w:color w:val="000000"/>
           <w:sz w:val="26"/>
         </w:rPr>
-        <w:t>Các rủi ro đã xảy ra RR02, RR04, RR06 đều cho bài học về theo dõi đầu vào bên ngoài (BH03), xác nhận ngày có mặt của vị trí bổ sung (BH04) và đo chỉ tiêu phi chức năng liên tục (BH06). Bài học về huy động sát nhu cầu ở các sprint kiểm thử (BH05) và về môi trường kiểm thử giống vận hành (BH07) là hai điểm cần cải thiện có tác động lớn nhất đến tiến độ cuối dự án. Không có chỉ tiêu KPI không đạt.</w:t>
+        <w:t>Các rủi ro đã xảy ra RR02, RR04, RR06 đều cho bài học về theo dõi đầu vào bên ngoài (BH03), xác nhận ngày có mặt của vị trí bổ sung (BH04) và đo chỉ tiêu phi chức năng liên tục (BH06). Chỉ tiêu không đạt duy nhất là tỷ lệ sử dụng nhân lực huy động K14, do huy động sát nhu cầu ở các sprint kiểm thử khiến gói chậm dồn sang S8 phải huy động bổ sung (BH05). Bài học về môi trường kiểm thử giống vận hành (BH07) là điểm cần cải thiện có tác động lớn khác đến cuối dự án.</w:t>
       </w:r>
     </w:p>
     <w:p>
@@ -2554,7 +2554,7 @@
                 <w:color w:val="000000"/>
                 <w:sz w:val="24"/>
               </w:rPr>
-              <w:t>Toàn bộ 18 tiêu chí nghiệm thu đạt ngay lần đầu, mật độ lỗi 0,75 lỗi trên 10 MD, không còn lỗi mở khi bàn giao, mốc M5 và M9 đạt ngày 27/07/2027.</w:t>
+              <w:t>Toàn bộ 22 tiêu chí nghiệm thu, gồm phần bán hàng trên sàn và hạng mục chuyển giao, hướng dẫn vận hành, đạt ngay lần đầu, mật độ lỗi 0,75 lỗi trên 10 MD, không còn lỗi mở khi bàn giao, mốc M5 và M9 đạt ngày 27/07/2027.</w:t>
             </w:r>
           </w:p>
         </w:tc>
@@ -2710,7 +2710,7 @@
                 <w:color w:val="000000"/>
                 <w:sz w:val="24"/>
               </w:rPr>
-              <w:t>SPI xuống 0,94 ở S3 và 0,947 ở S4 nhưng phục hồi về 1,00 ở S8, mọi mốc đạt trong hạn và cut over đúng ngày 29/07/2027.</w:t>
+              <w:t>SPI xuống 0,94 ở S3 và 0,95 ở S4 (mức Vàng) nhưng phục hồi về 1,00 ở S8, mọi mốc đạt trong hạn và cut over đúng ngày 29/07/2027.</w:t>
             </w:r>
           </w:p>
         </w:tc>
@@ -3229,7 +3229,7 @@
                 <w:color w:val="000000"/>
                 <w:sz w:val="24"/>
               </w:rPr>
-              <w:t>Đường cơ sở BL2 sau CR01 được lập ngày 27/05/2027 khi các tài liệu kế hoạch chưa qua kiểm tra lớp B, kiểm tra sau đó phát hiện lỗi về quỹ huy động, đợt thanh toán 6 và vị trí mốc M9 nên BL2 phải lập lại cùng ngày.</w:t>
+              <w:t>Đường cơ sở BL2 sau CR01 được lập ngày 27/05/2027 khi các tài liệu kế hoạch mới qua kiểm tra tự động, rà soát độc lập sau đó phát hiện lỗi về quỹ huy động, đợt thanh toán 6 và vị trí mốc M9 nên BL2 phải lập lại cùng ngày.</w:t>
             </w:r>
           </w:p>
         </w:tc>
@@ -3251,7 +3251,7 @@
                 <w:color w:val="000000"/>
                 <w:sz w:val="24"/>
               </w:rPr>
-              <w:t>Chu trình mô phỏng và quy trình yêu cầu thay đổi đặt bước đường cơ sở ngay sau khi tài liệu đạt kiểm tra tự động, chưa có bước kiểm tra độc lập.</w:t>
+              <w:t>Quy trình yêu cầu thay đổi đặt bước lập đường cơ sở ngay sau kiểm tra tự động, chưa có bước rà soát độc lập các tài liệu sau thay đổi.</w:t>
             </w:r>
           </w:p>
         </w:tc>
@@ -3273,7 +3273,7 @@
                 <w:color w:val="000000"/>
                 <w:sz w:val="24"/>
               </w:rPr>
-              <w:t>Đường cơ sở chỉ có giá trị khi gồm các tài liệu đã được kiểm tra độc lập, kiểm tra tự động không phát hiện được mâu thuẫn giữa lời văn và quyết định.</w:t>
+              <w:t>Đường cơ sở chỉ có giá trị khi gồm các tài liệu đã được rà soát độc lập, kiểm tra tự động không phát hiện được mâu thuẫn giữa lời văn và quyết định.</w:t>
             </w:r>
           </w:p>
         </w:tc>
@@ -3295,7 +3295,7 @@
                 <w:color w:val="000000"/>
                 <w:sz w:val="24"/>
               </w:rPr>
-              <w:t>Đưa bước kiểm tra lớp B và chuyển trạng thái Đã kiểm tra vào trước lệnh lập đường cơ sở trong quy trình thay đổi, sổ phiên bản từ chối đường cơ sở có tài liệu Dự thảo. Áp dụng cho quản lý cấu hình, quản lý phiên bản.</w:t>
+              <w:t>Đưa bước rà soát độc lập và trạng thái Đã kiểm tra vào trước bước lập đường cơ sở trong quy trình thay đổi, sổ phiên bản từ chối đường cơ sở có tài liệu còn ở trạng thái Dự thảo. Áp dụng cho quản lý cấu hình, quản lý phiên bản.</w:t>
             </w:r>
           </w:p>
         </w:tc>
@@ -3697,7 +3697,7 @@
                 <w:color w:val="000000"/>
                 <w:sz w:val="24"/>
               </w:rPr>
-              <w:t>Mức huy động theo sprint của S7 đến S9 được đặt bằng MD xếp cộng 1 MD. Khi các gói chậm cuối S7, nhiều kiểm thử viên và kỹ sư phát triển hết quỹ ở S8, phải huy động bổ sung 10,5 MD ở S8 và 2,5 MD ở S9 để giữ mốc M4 và cut over.</w:t>
+              <w:t>Mức huy động theo sprint của S7 đến S9 được đặt bằng MD xếp cộng 1 MD. Khi các gói chậm cuối S7 dồn sang S8, nhiều kiểm thử viên và kỹ sư phát triển hết quỹ, phải huy động bổ sung 10,5 MD ở S8 và 2,5 MD ở S9 (dau_vao/thuc_te/huy_dong_bo_sung.json) để giữ mốc M4 và cut over. MD huy động thực tế tăng từ 908 MD lên 921 MD, tỷ lệ sử dụng nhân lực huy động 79,99%, chỉ tiêu K14 không đạt ngưỡng 80%.</w:t>
             </w:r>
           </w:p>
         </w:tc>
@@ -3719,7 +3719,7 @@
                 <w:color w:val="000000"/>
                 <w:sz w:val="24"/>
               </w:rPr>
-              <w:t>Huy động theo nhu cầu được tính sát MD kế hoạch nhằm đạt tỷ lệ sử dụng quỹ, không tính phần dư cho làm bù ở các sprint kiểm thử nơi lỗi và gói chậm dồn lại.</w:t>
+              <w:t>Huy động theo nhu cầu được tính sát MD kế hoạch để đạt tỷ lệ sử dụng quỹ, không tính phần dư cho làm bù ở các sprint kiểm thử nơi lỗi và gói chậm dồn lại, nên khi gói chậm phải gọi thêm người và một phần ngày gọi thêm không ghi công.</w:t>
             </w:r>
           </w:p>
         </w:tc>
@@ -3785,7 +3785,7 @@
                 <w:color w:val="000000"/>
                 <w:sz w:val="24"/>
               </w:rPr>
-              <w:t>K14, M4, 4.4.5, R-S9-02, S8</w:t>
+              <w:t>K14, M4, 4.4.5, R-S9-02, S8, S9</w:t>
             </w:r>
           </w:p>
         </w:tc>
@@ -4009,7 +4009,7 @@
                 <w:color w:val="000000"/>
                 <w:sz w:val="24"/>
               </w:rPr>
-              <w:t>Một số lỗi mức cao như tạo trùng đơn hàng (L05) ở S3, chỉ được phát hiện ở kiểm thử đầu cuối và kiểm thử hệ thống: giữ tồn kho không giải phóng khi thanh toán thất bại (L18) và mất phiên khi chuyển giữa hai nút ứng dụng (L37).</w:t>
+              <w:t>Lỗi mức cao tạo trùng đơn hàng (L05) phát hiện ở S3 khi lập trình. Hai lỗi mức cao khác chỉ được phát hiện ở kiểm thử đầu cuối và kiểm thử hệ thống: giữ tồn kho không giải phóng khi thanh toán thất bại (L18) và mất phiên khi chuyển giữa hai nút ứng dụng (L37).</w:t>
             </w:r>
           </w:p>
         </w:tc>
@@ -4321,7 +4321,7 @@
                 <w:color w:val="000000"/>
                 <w:sz w:val="24"/>
               </w:rPr>
-              <w:t>Ở S1, danh sách đối tượng phỏng vấn người dùng của gói 2.2.3 phải bổ sung giữa sprint (vấn đề VD01). Ở S6, giới hạn tần suất gọi của giao diện lập trình sàn chỉ được biết khi thiết kế tích hợp 5.2.3, làm gói này vượt công 15%.</w:t>
+              <w:t>Ở S1, danh sách đối tượng phỏng vấn người dùng của gói 2.2.3 phải bổ sung giữa sprint (vấn đề VD01). Ở S6, giới hạn tần suất gọi của giao diện lập trình sàn chỉ được biết khi thiết kế tích hợp 5.2.3, làm gói này vượt công 12,5% (0,5 MD).</w:t>
             </w:r>
           </w:p>
         </w:tc>
@@ -7862,7 +7862,7 @@
                 <w:color w:val="000000"/>
                 <w:sz w:val="24"/>
               </w:rPr>
-              <w:t>Đặt bước kiểm tra lớp B và trạng thái Đã kiểm tra trước lệnh lập đường cơ sở sau thay đổi, giữ thời hạn quyết định 5 ngày làm việc và mẫu phụ lục có đợt thanh toán gắn mốc</w:t>
+              <w:t>Đặt bước rà soát độc lập và trạng thái Đã kiểm tra trước bước lập đường cơ sở sau thay đổi, giữ thời hạn quyết định 5 ngày làm việc và mẫu phụ lục có đợt thanh toán gắn mốc</w:t>
             </w:r>
           </w:p>
         </w:tc>
@@ -7930,7 +7930,7 @@
                 <w:color w:val="000000"/>
                 <w:sz w:val="24"/>
               </w:rPr>
-              <w:t>Mức huy động của các sprint kiểm thử và trước cut over có phần dư tối thiểu 15% MD xếp, báo cáo tiến độ theo dõi MD huy động bổ sung</w:t>
+              <w:t>Mức huy động của các sprint kiểm thử và trước cut over có phần dư tối thiểu 15% MD xếp, báo cáo tiến độ theo dõi MD huy động bổ sung và tỷ lệ sử dụng nhân lực huy động</w:t>
             </w:r>
           </w:p>
         </w:tc>

--- a/ket_qua/13_Bai_hoc_kinh_nghiem/Bao_cao_bai_hoc_kinh_nghiem.docx
+++ b/ket_qua/13_Bai_hoc_kinh_nghiem/Bao_cao_bai_hoc_kinh_nghiem.docx
@@ -458,7 +458,7 @@
                 <w:color w:val="000000"/>
                 <w:sz w:val="24"/>
               </w:rPr>
-              <w:t>0.4</w:t>
+              <w:t>0.6</w:t>
             </w:r>
           </w:p>
         </w:tc>
@@ -723,7 +723,7 @@
           <w:color w:val="000000"/>
           <w:sz w:val="26"/>
         </w:rPr>
-        <w:t>Số liệu thực tế trong báo cáo là số liệu mô phỏng. Số liệu mô phỏng: dữ liệu thực tế trong dau_vao/thuc_te/ do script qlda-mo-phong/scripts/mo_phong_sprint.py sinh từ kịch bản biến cố từng sprint (lam_viec/mo_phong/kich_ban_S&lt;n&gt;.json) theo kế hoạch đã duyệt hiện hành, không phải số liệu đo được của dự án thật.</w:t>
+        <w:t>Số liệu thực tế trong báo cáo là số liệu mô phỏng, sinh từ kịch bản biến cố từng sprint theo kế hoạch đã duyệt, không phải số liệu đo được của dự án thật.</w:t>
       </w:r>
     </w:p>
     <w:tbl>
@@ -1064,7 +1064,7 @@
                 <w:color w:val="000000"/>
                 <w:sz w:val="24"/>
               </w:rPr>
-              <w:t>4</w:t>
+              <w:t>5</w:t>
             </w:r>
           </w:p>
         </w:tc>
@@ -1110,7 +1110,7 @@
                 <w:color w:val="000000"/>
                 <w:sz w:val="24"/>
               </w:rPr>
-              <w:t>13</w:t>
+              <w:t>14</w:t>
             </w:r>
           </w:p>
         </w:tc>
@@ -1248,7 +1248,7 @@
                 <w:color w:val="000000"/>
                 <w:sz w:val="24"/>
               </w:rPr>
-              <w:t>54</w:t>
+              <w:t>56</w:t>
             </w:r>
           </w:p>
         </w:tc>
@@ -2119,7 +2119,7 @@
           <w:color w:val="000000"/>
           <w:sz w:val="26"/>
         </w:rPr>
-        <w:t>Các rủi ro đã xảy ra RR02, RR04, RR06 đều cho bài học về theo dõi đầu vào bên ngoài (BH03), xác nhận ngày có mặt của vị trí bổ sung (BH04) và đo chỉ tiêu phi chức năng liên tục (BH06). Chỉ tiêu không đạt duy nhất là tỷ lệ sử dụng nhân lực huy động K14, do huy động sát nhu cầu ở các sprint kiểm thử khiến gói chậm dồn sang S8 phải huy động bổ sung (BH05). Bài học về môi trường kiểm thử giống vận hành (BH07) là điểm cần cải thiện có tác động lớn khác đến cuối dự án.</w:t>
+        <w:t>Các đe dọa đã xảy ra RR02, RR04, RR06 đều cho bài học về theo dõi đầu vào bên ngoài (BH03), xác nhận ngày có mặt của vị trí bổ sung (BH04) và đo chỉ tiêu phi chức năng liên tục (BH06), cơ hội đã xảy ra RR20 cho thấy giá trị của việc tái sử dụng thành phần từ hợp đồng tương tự (BH10). Chỉ tiêu không đạt duy nhất là tỷ lệ sử dụng nhân lực huy động K14, do huy động sát nhu cầu ở các sprint kiểm thử khiến gói chậm dồn sang S8 phải huy động bổ sung (BH05). Bài học về môi trường kiểm thử giống vận hành (BH07) là điểm cần cải thiện có tác động lớn khác đến cuối dự án.</w:t>
       </w:r>
     </w:p>
     <w:p>
@@ -2732,7 +2732,7 @@
                 <w:color w:val="000000"/>
                 <w:sz w:val="24"/>
               </w:rPr>
-              <w:t>Gói chậm được ghi vào sổ vấn đề mỗi kỳ, hành động làm bù bằng quỹ sẵn sàng và dùng lại thành phần được giao người và hạn cụ thể.</w:t>
+              <w:t>Gói chậm được ghi vào sổ vấn đề mỗi kỳ, hành động làm bù bằng quỹ sẵn sàng và dùng lại thành phần được giao người và hạn cụ thể. Cơ hội RR20 (tái sử dụng khung giao diện từ hợp đồng tương tự) giúp gói 4.3.3 hoàn thành sớm ngay từ S1.</w:t>
             </w:r>
           </w:p>
         </w:tc>
@@ -2798,7 +2798,7 @@
                 <w:color w:val="000000"/>
                 <w:sz w:val="24"/>
               </w:rPr>
-              <w:t>K02, K03, M6, R-S4-01, S8</w:t>
+              <w:t>K02, K03, M6, R-S4-01, S8, RR20, 4.3.3</w:t>
             </w:r>
           </w:p>
         </w:tc>
@@ -3697,7 +3697,7 @@
                 <w:color w:val="000000"/>
                 <w:sz w:val="24"/>
               </w:rPr>
-              <w:t>Mức huy động theo sprint của S7 đến S9 được đặt bằng MD xếp cộng 1 MD. Khi các gói chậm cuối S7 dồn sang S8, nhiều kiểm thử viên và kỹ sư phát triển hết quỹ, phải huy động bổ sung 10,5 MD ở S8 và 2,5 MD ở S9 (dau_vao/thuc_te/huy_dong_bo_sung.json) để giữ mốc M4 và cut over. MD huy động thực tế tăng từ 908 MD lên 921 MD, tỷ lệ sử dụng nhân lực huy động 79,99%, chỉ tiêu K14 không đạt ngưỡng 80%.</w:t>
+              <w:t>Mức huy động theo sprint của S7 đến S9 được đặt bằng MD xếp cộng 1 MD. Khi các gói chậm cuối S7 dồn sang S8, nhiều kiểm thử viên và kỹ sư phát triển hết quỹ, phải huy động bổ sung 10,5 MD ở S8 và 2,5 MD ở S9 (theo sổ huy động bổ sung thực tế) để giữ mốc M4 và cut over. MD huy động thực tế tăng từ 908 MD lên 921 MD, tỷ lệ sử dụng nhân lực huy động 79,99%, chỉ tiêu K14 không đạt ngưỡng 80%.</w:t>
             </w:r>
           </w:p>
         </w:tc>
